--- a/customer-install/SL-DG-0001 Deployment and Setup Guide v2.0.docx
+++ b/customer-install/SL-DG-0001 Deployment and Setup Guide v2.0.docx
@@ -825,7 +825,7 @@
                 <w:sz w:val="19"/>
                 <w:szCs w:val="19"/>
               </w:rPr>
-              <w:t xml:space="preserve">Adds the desktop application (install, first launch, pointing it at your server and AI, files-only mode, updates), the two ways to hold an AI key and how to create one, a data-residency overview of the three ways to run the product, and team setup. Restructured into Parts A to D.</w:t>
+              <w:t xml:space="preserve">Adds the desktop application (install, first launch, pointing it at your server and AI, files-only mode, updates), the two ways to hold an AI key and how to create one, a data-residency overview of the three ways to run the product, and team setup. Restructured into a numbered hierarchy (sections 4 to 7 with subsections).</w:t>
             </w:r>
           </w:p>
         </w:tc>
@@ -867,8 +867,8 @@
           <w:b/>
           <w:bCs/>
           <w:color w:val="222222"/>
-          <w:sz w:val="19"/>
-          <w:szCs w:val="19"/>
+          <w:sz w:val="20"/>
+          <w:szCs w:val="20"/>
         </w:rPr>
         <w:t xml:space="preserve">1 What this sets up</w:t>
       </w:r>
@@ -896,8 +896,8 @@
           <w:b/>
           <w:bCs/>
           <w:color w:val="222222"/>
-          <w:sz w:val="19"/>
-          <w:szCs w:val="19"/>
+          <w:sz w:val="20"/>
+          <w:szCs w:val="20"/>
         </w:rPr>
         <w:t xml:space="preserve">2 Where your data lives</w:t>
       </w:r>
@@ -925,8 +925,8 @@
           <w:b/>
           <w:bCs/>
           <w:color w:val="222222"/>
-          <w:sz w:val="19"/>
-          <w:szCs w:val="19"/>
+          <w:sz w:val="20"/>
+          <w:szCs w:val="20"/>
         </w:rPr>
         <w:t xml:space="preserve">3 What you need first</w:t>
       </w:r>
@@ -954,10 +954,10 @@
           <w:b/>
           <w:bCs/>
           <w:color w:val="222222"/>
-          <w:sz w:val="19"/>
-          <w:szCs w:val="19"/>
-        </w:rPr>
-        <w:t xml:space="preserve">Part A. Your server</w:t>
+          <w:sz w:val="20"/>
+          <w:szCs w:val="20"/>
+        </w:rPr>
+        <w:t xml:space="preserve">4 Your server</w:t>
       </w:r>
       <w:r>
         <w:rPr>
@@ -975,7 +975,7 @@
           <w:tab w:val="right" w:pos="9360" w:leader="dot"/>
         </w:tabs>
         <w:spacing w:after="40" w:line="260"/>
-        <w:ind w:left="300"/>
+        <w:ind w:left="420"/>
       </w:pPr>
       <w:r>
         <w:rPr>
@@ -986,7 +986,7 @@
           <w:sz w:val="19"/>
           <w:szCs w:val="19"/>
         </w:rPr>
-        <w:t xml:space="preserve">4 Step 1. Stand up the database</w:t>
+        <w:t xml:space="preserve">4.1 Stand up the database</w:t>
       </w:r>
       <w:r>
         <w:rPr>
@@ -1004,7 +1004,7 @@
           <w:tab w:val="right" w:pos="9360" w:leader="dot"/>
         </w:tabs>
         <w:spacing w:after="40" w:line="260"/>
-        <w:ind w:left="300"/>
+        <w:ind w:left="420"/>
       </w:pPr>
       <w:r>
         <w:rPr>
@@ -1015,7 +1015,7 @@
           <w:sz w:val="19"/>
           <w:szCs w:val="19"/>
         </w:rPr>
-        <w:t xml:space="preserve">5 Step 2. Deploy the AI proxy</w:t>
+        <w:t xml:space="preserve">4.2 Deploy the AI proxy</w:t>
       </w:r>
       <w:r>
         <w:rPr>
@@ -1033,7 +1033,7 @@
           <w:tab w:val="right" w:pos="9360" w:leader="dot"/>
         </w:tabs>
         <w:spacing w:after="40" w:line="260"/>
-        <w:ind w:left="300"/>
+        <w:ind w:left="420"/>
       </w:pPr>
       <w:r>
         <w:rPr>
@@ -1044,7 +1044,7 @@
           <w:sz w:val="19"/>
           <w:szCs w:val="19"/>
         </w:rPr>
-        <w:t xml:space="preserve">6 Step 3. Host the web application (optional for desktop-only teams)</w:t>
+        <w:t xml:space="preserve">4.3 Host the web application (optional for desktop-only teams)</w:t>
       </w:r>
       <w:r>
         <w:rPr>
@@ -1062,7 +1062,7 @@
           <w:tab w:val="right" w:pos="9360" w:leader="dot"/>
         </w:tabs>
         <w:spacing w:after="40" w:line="260"/>
-        <w:ind w:left="300"/>
+        <w:ind w:left="420"/>
       </w:pPr>
       <w:r>
         <w:rPr>
@@ -1073,7 +1073,7 @@
           <w:sz w:val="19"/>
           <w:szCs w:val="19"/>
         </w:rPr>
-        <w:t xml:space="preserve">7 Step 4. Sign in and set up your team</w:t>
+        <w:t xml:space="preserve">4.4 Sign in and set up your team</w:t>
       </w:r>
       <w:r>
         <w:rPr>
@@ -1099,10 +1099,10 @@
           <w:b/>
           <w:bCs/>
           <w:color w:val="222222"/>
-          <w:sz w:val="19"/>
-          <w:szCs w:val="19"/>
-        </w:rPr>
-        <w:t xml:space="preserve">Part B. The desktop application</w:t>
+          <w:sz w:val="20"/>
+          <w:szCs w:val="20"/>
+        </w:rPr>
+        <w:t xml:space="preserve">5 The desktop application</w:t>
       </w:r>
       <w:r>
         <w:rPr>
@@ -1120,7 +1120,7 @@
           <w:tab w:val="right" w:pos="9360" w:leader="dot"/>
         </w:tabs>
         <w:spacing w:after="40" w:line="260"/>
-        <w:ind w:left="300"/>
+        <w:ind w:left="420"/>
       </w:pPr>
       <w:r>
         <w:rPr>
@@ -1131,7 +1131,7 @@
           <w:sz w:val="19"/>
           <w:szCs w:val="19"/>
         </w:rPr>
-        <w:t xml:space="preserve">8 Install it</w:t>
+        <w:t xml:space="preserve">5.1 Install it</w:t>
       </w:r>
       <w:r>
         <w:rPr>
@@ -1149,7 +1149,7 @@
           <w:tab w:val="right" w:pos="9360" w:leader="dot"/>
         </w:tabs>
         <w:spacing w:after="40" w:line="260"/>
-        <w:ind w:left="300"/>
+        <w:ind w:left="420"/>
       </w:pPr>
       <w:r>
         <w:rPr>
@@ -1160,7 +1160,7 @@
           <w:sz w:val="19"/>
           <w:szCs w:val="19"/>
         </w:rPr>
-        <w:t xml:space="preserve">9 First launch</w:t>
+        <w:t xml:space="preserve">5.2 First launch</w:t>
       </w:r>
       <w:r>
         <w:rPr>
@@ -1178,7 +1178,7 @@
           <w:tab w:val="right" w:pos="9360" w:leader="dot"/>
         </w:tabs>
         <w:spacing w:after="40" w:line="260"/>
-        <w:ind w:left="300"/>
+        <w:ind w:left="420"/>
       </w:pPr>
       <w:r>
         <w:rPr>
@@ -1189,7 +1189,7 @@
           <w:sz w:val="19"/>
           <w:szCs w:val="19"/>
         </w:rPr>
-        <w:t xml:space="preserve">10 Step 5. Point the desktop at your server and your AI</w:t>
+        <w:t xml:space="preserve">5.3 Point the desktop at your server and your AI</w:t>
       </w:r>
       <w:r>
         <w:rPr>
@@ -1207,7 +1207,7 @@
           <w:tab w:val="right" w:pos="9360" w:leader="dot"/>
         </w:tabs>
         <w:spacing w:after="40" w:line="260"/>
-        <w:ind w:left="300"/>
+        <w:ind w:left="420"/>
       </w:pPr>
       <w:r>
         <w:rPr>
@@ -1218,7 +1218,7 @@
           <w:sz w:val="19"/>
           <w:szCs w:val="19"/>
         </w:rPr>
-        <w:t xml:space="preserve">11 Files-only alternative</w:t>
+        <w:t xml:space="preserve">5.4 Files-only alternative</w:t>
       </w:r>
       <w:r>
         <w:rPr>
@@ -1236,7 +1236,7 @@
           <w:tab w:val="right" w:pos="9360" w:leader="dot"/>
         </w:tabs>
         <w:spacing w:after="40" w:line="260"/>
-        <w:ind w:left="300"/>
+        <w:ind w:left="420"/>
       </w:pPr>
       <w:r>
         <w:rPr>
@@ -1247,7 +1247,7 @@
           <w:sz w:val="19"/>
           <w:szCs w:val="19"/>
         </w:rPr>
-        <w:t xml:space="preserve">12 Updates</w:t>
+        <w:t xml:space="preserve">5.5 Updates</w:t>
       </w:r>
       <w:r>
         <w:rPr>
@@ -1273,10 +1273,10 @@
           <w:b/>
           <w:bCs/>
           <w:color w:val="222222"/>
-          <w:sz w:val="19"/>
-          <w:szCs w:val="19"/>
-        </w:rPr>
-        <w:t xml:space="preserve">Part C. AI keys</w:t>
+          <w:sz w:val="20"/>
+          <w:szCs w:val="20"/>
+        </w:rPr>
+        <w:t xml:space="preserve">6 AI keys</w:t>
       </w:r>
       <w:r>
         <w:rPr>
@@ -1294,7 +1294,7 @@
           <w:tab w:val="right" w:pos="9360" w:leader="dot"/>
         </w:tabs>
         <w:spacing w:after="40" w:line="260"/>
-        <w:ind w:left="300"/>
+        <w:ind w:left="420"/>
       </w:pPr>
       <w:r>
         <w:rPr>
@@ -1305,7 +1305,7 @@
           <w:sz w:val="19"/>
           <w:szCs w:val="19"/>
         </w:rPr>
-        <w:t xml:space="preserve">13 How AI reaches your model</w:t>
+        <w:t xml:space="preserve">6.1 How AI reaches your model</w:t>
       </w:r>
       <w:r>
         <w:rPr>
@@ -1323,7 +1323,7 @@
           <w:tab w:val="right" w:pos="9360" w:leader="dot"/>
         </w:tabs>
         <w:spacing w:after="40" w:line="260"/>
-        <w:ind w:left="300"/>
+        <w:ind w:left="420"/>
       </w:pPr>
       <w:r>
         <w:rPr>
@@ -1334,7 +1334,7 @@
           <w:sz w:val="19"/>
           <w:szCs w:val="19"/>
         </w:rPr>
-        <w:t xml:space="preserve">14 Creating your AI key</w:t>
+        <w:t xml:space="preserve">6.2 Creating your AI key</w:t>
       </w:r>
       <w:r>
         <w:rPr>
@@ -1352,7 +1352,7 @@
           <w:tab w:val="right" w:pos="9360" w:leader="dot"/>
         </w:tabs>
         <w:spacing w:after="40" w:line="260"/>
-        <w:ind w:left="300"/>
+        <w:ind w:left="420"/>
       </w:pPr>
       <w:r>
         <w:rPr>
@@ -1363,7 +1363,7 @@
           <w:sz w:val="19"/>
           <w:szCs w:val="19"/>
         </w:rPr>
-        <w:t xml:space="preserve">15 Per-user keys ("bring your own key")</w:t>
+        <w:t xml:space="preserve">6.3 Per-user keys ("bring your own key")</w:t>
       </w:r>
       <w:r>
         <w:rPr>
@@ -1381,7 +1381,7 @@
           <w:tab w:val="right" w:pos="9360" w:leader="dot"/>
         </w:tabs>
         <w:spacing w:after="40" w:line="260"/>
-        <w:ind w:left="300"/>
+        <w:ind w:left="420"/>
       </w:pPr>
       <w:r>
         <w:rPr>
@@ -1392,7 +1392,7 @@
           <w:sz w:val="19"/>
           <w:szCs w:val="19"/>
         </w:rPr>
-        <w:t xml:space="preserve">16 Defense and ITAR (GovCloud)</w:t>
+        <w:t xml:space="preserve">6.4 Defense and ITAR (GovCloud)</w:t>
       </w:r>
       <w:r>
         <w:rPr>
@@ -1418,10 +1418,10 @@
           <w:b/>
           <w:bCs/>
           <w:color w:val="222222"/>
-          <w:sz w:val="19"/>
-          <w:szCs w:val="19"/>
-        </w:rPr>
-        <w:t xml:space="preserve">Part D. Verify and finish</w:t>
+          <w:sz w:val="20"/>
+          <w:szCs w:val="20"/>
+        </w:rPr>
+        <w:t xml:space="preserve">7 Verify and finish</w:t>
       </w:r>
       <w:r>
         <w:rPr>
@@ -1439,7 +1439,7 @@
           <w:tab w:val="right" w:pos="9360" w:leader="dot"/>
         </w:tabs>
         <w:spacing w:after="40" w:line="260"/>
-        <w:ind w:left="300"/>
+        <w:ind w:left="420"/>
       </w:pPr>
       <w:r>
         <w:rPr>
@@ -1450,7 +1450,7 @@
           <w:sz w:val="19"/>
           <w:szCs w:val="19"/>
         </w:rPr>
-        <w:t xml:space="preserve">17 Optional. Automatic invite emails</w:t>
+        <w:t xml:space="preserve">7.1 Automatic invite emails (optional)</w:t>
       </w:r>
       <w:r>
         <w:rPr>
@@ -1468,7 +1468,7 @@
           <w:tab w:val="right" w:pos="9360" w:leader="dot"/>
         </w:tabs>
         <w:spacing w:after="40" w:line="260"/>
-        <w:ind w:left="300"/>
+        <w:ind w:left="420"/>
       </w:pPr>
       <w:r>
         <w:rPr>
@@ -1479,7 +1479,7 @@
           <w:sz w:val="19"/>
           <w:szCs w:val="19"/>
         </w:rPr>
-        <w:t xml:space="preserve">18 Verify isolation</w:t>
+        <w:t xml:space="preserve">7.2 Verify isolation</w:t>
       </w:r>
       <w:r>
         <w:rPr>
@@ -1497,7 +1497,7 @@
           <w:tab w:val="right" w:pos="9360" w:leader="dot"/>
         </w:tabs>
         <w:spacing w:after="40" w:line="260"/>
-        <w:ind w:left="300"/>
+        <w:ind w:left="420"/>
       </w:pPr>
       <w:r>
         <w:rPr>
@@ -1508,7 +1508,7 @@
           <w:sz w:val="19"/>
           <w:szCs w:val="19"/>
         </w:rPr>
-        <w:t xml:space="preserve">19 What "done" looks like</w:t>
+        <w:t xml:space="preserve">7.3 What "done" looks like</w:t>
       </w:r>
       <w:r>
         <w:rPr>
@@ -1526,7 +1526,7 @@
           <w:tab w:val="right" w:pos="9360" w:leader="dot"/>
         </w:tabs>
         <w:spacing w:after="40" w:line="260"/>
-        <w:ind w:left="300"/>
+        <w:ind w:left="420"/>
       </w:pPr>
       <w:r>
         <w:rPr>
@@ -1537,7 +1537,7 @@
           <w:sz w:val="19"/>
           <w:szCs w:val="19"/>
         </w:rPr>
-        <w:t xml:space="preserve">20 Getting help</w:t>
+        <w:t xml:space="preserve">7.4 Getting help</w:t>
       </w:r>
       <w:r>
         <w:rPr>
@@ -1557,7 +1557,7 @@
     <w:p>
       <w:pPr>
         <w:pStyle w:val="Heading1"/>
-        <w:spacing w:after="140" w:before="320"/>
+        <w:spacing w:after="140" w:before="340"/>
       </w:pPr>
       <w:r>
         <w:rPr>
@@ -1612,13 +1612,13 @@
           <w:sz w:val="21"/>
           <w:szCs w:val="21"/>
         </w:rPr>
-        <w:t xml:space="preserve">Revision 2.0 adds the desktop application, the two ways to hold an AI key, and a plain description of where every piece of data lives. If you set up with revision 1.0, nothing you did changes; sections 8 through 13 are the new material.</w:t>
+        <w:t xml:space="preserve">Revision 2.0 adds the desktop application, the two ways to hold an AI key, and a plain description of where every piece of data lives. If you set up with revision 1.0, nothing you did changes; sections 5 and 6 are the new material.</w:t>
       </w:r>
     </w:p>
     <w:p>
       <w:pPr>
         <w:pStyle w:val="Heading1"/>
-        <w:spacing w:after="140" w:before="320"/>
+        <w:spacing w:after="140" w:before="340"/>
       </w:pPr>
       <w:r>
         <w:rPr>
@@ -2363,7 +2363,7 @@
     <w:p>
       <w:pPr>
         <w:pStyle w:val="Heading1"/>
-        <w:spacing w:after="140" w:before="320"/>
+        <w:spacing w:after="140" w:before="340"/>
       </w:pPr>
       <w:r>
         <w:rPr>
@@ -2434,7 +2434,7 @@
           <w:sz w:val="21"/>
           <w:szCs w:val="21"/>
         </w:rPr>
-        <w:t xml:space="preserve"> Your own Anthropic (Claude) API key, or Azure OpenAI, or for defense programs AWS Bedrock GovCloud or Azure OpenAI Government (section 16).</w:t>
+        <w:t xml:space="preserve"> Your own Anthropic (Claude) API key, or Azure OpenAI, or for defense programs AWS Bedrock GovCloud or Azure OpenAI Government (section 6.4).</w:t>
       </w:r>
     </w:p>
     <w:p>
@@ -2538,13 +2538,13 @@
           <w:sz w:val="21"/>
           <w:szCs w:val="21"/>
         </w:rPr>
-        <w:t xml:space="preserve">If your users only ever work in the desktop application, you can skip hosting the web application (section 6); everything else in Part A still applies.</w:t>
+        <w:t xml:space="preserve">If your users only ever work in the desktop application, you can skip hosting the web application (section 4.3); everything else in section 4 still applies.</w:t>
       </w:r>
     </w:p>
     <w:p>
       <w:pPr>
         <w:pStyle w:val="Heading1"/>
-        <w:spacing w:after="140" w:before="320"/>
+        <w:spacing w:after="140" w:before="340"/>
       </w:pPr>
       <w:r>
         <w:rPr>
@@ -2555,13 +2555,13 @@
           <w:sz w:val="30"/>
           <w:szCs w:val="30"/>
         </w:rPr>
-        <w:t xml:space="preserve">Part A. Your server</w:t>
-      </w:r>
-    </w:p>
-    <w:p>
-      <w:pPr>
-        <w:pStyle w:val="Heading1"/>
-        <w:spacing w:after="140" w:before="320"/>
+        <w:t xml:space="preserve">4 Your server</w:t>
+      </w:r>
+    </w:p>
+    <w:p>
+      <w:pPr>
+        <w:pStyle w:val="Heading2"/>
+        <w:spacing w:after="110" w:before="260"/>
       </w:pPr>
       <w:r>
         <w:rPr>
@@ -2569,10 +2569,10 @@
           <w:b/>
           <w:bCs/>
           <w:color w:val="1F3A5F"/>
-          <w:sz w:val="30"/>
-          <w:szCs w:val="30"/>
-        </w:rPr>
-        <w:t xml:space="preserve">4 Step 1. Stand up the database</w:t>
+          <w:sz w:val="26"/>
+          <w:szCs w:val="26"/>
+        </w:rPr>
+        <w:t xml:space="preserve">4.1 Stand up the database</w:t>
       </w:r>
     </w:p>
     <w:p>
@@ -2676,8 +2676,8 @@
     </w:p>
     <w:p>
       <w:pPr>
-        <w:pStyle w:val="Heading1"/>
-        <w:spacing w:after="140" w:before="320"/>
+        <w:pStyle w:val="Heading2"/>
+        <w:spacing w:after="110" w:before="260"/>
       </w:pPr>
       <w:r>
         <w:rPr>
@@ -2685,10 +2685,10 @@
           <w:b/>
           <w:bCs/>
           <w:color w:val="1F3A5F"/>
-          <w:sz w:val="30"/>
-          <w:szCs w:val="30"/>
-        </w:rPr>
-        <w:t xml:space="preserve">5 Step 2. Deploy the AI proxy</w:t>
+          <w:sz w:val="26"/>
+          <w:szCs w:val="26"/>
+        </w:rPr>
+        <w:t xml:space="preserve">4.2 Deploy the AI proxy</w:t>
       </w:r>
     </w:p>
     <w:p>
@@ -2792,13 +2792,13 @@
           <w:sz w:val="21"/>
           <w:szCs w:val="21"/>
         </w:rPr>
-        <w:t xml:space="preserve">, your own Claude key (section 14 explains how to create one). For Azure OpenAI, use the Azure settings in the proxy folder instead.</w:t>
-      </w:r>
-    </w:p>
-    <w:p>
-      <w:pPr>
-        <w:pStyle w:val="Heading2"/>
-        <w:spacing w:after="90" w:before="180"/>
+        <w:t xml:space="preserve">, your own Claude key (section 6.2 explains how to create one). For Azure OpenAI, use the Azure settings in the proxy folder instead.</w:t>
+      </w:r>
+    </w:p>
+    <w:p>
+      <w:pPr>
+        <w:pStyle w:val="Heading3"/>
+        <w:spacing w:after="80" w:before="180"/>
       </w:pPr>
       <w:r>
         <w:rPr>
@@ -2806,8 +2806,8 @@
           <w:b/>
           <w:bCs/>
           <w:color w:val="33475B"/>
-          <w:sz w:val="24"/>
-          <w:szCs w:val="24"/>
+          <w:sz w:val="23"/>
+          <w:szCs w:val="23"/>
         </w:rPr>
         <w:t xml:space="preserve">Option A. On Cloudflare</w:t>
       </w:r>
@@ -2881,8 +2881,8 @@
     </w:p>
     <w:p>
       <w:pPr>
-        <w:pStyle w:val="Heading2"/>
-        <w:spacing w:after="90" w:before="180"/>
+        <w:pStyle w:val="Heading3"/>
+        <w:spacing w:after="80" w:before="180"/>
       </w:pPr>
       <w:r>
         <w:rPr>
@@ -2890,8 +2890,8 @@
           <w:b/>
           <w:bCs/>
           <w:color w:val="33475B"/>
-          <w:sz w:val="24"/>
-          <w:szCs w:val="24"/>
+          <w:sz w:val="23"/>
+          <w:szCs w:val="23"/>
         </w:rPr>
         <w:t xml:space="preserve">Option B. As a standalone service in your own cloud</w:t>
       </w:r>
@@ -2950,13 +2950,13 @@
           <w:sz w:val="21"/>
           <w:szCs w:val="21"/>
         </w:rPr>
-        <w:t xml:space="preserve">Put it behind your normal HTTPS front door and note that address. Confirm it is alive: a request to /v1/ai/health returns {"ok":true}. Write the proxy address down; you will enter it in the web configuration (section 6) and in every desktop application’s settings (section 10).</w:t>
-      </w:r>
-    </w:p>
-    <w:p>
-      <w:pPr>
-        <w:pStyle w:val="Heading1"/>
-        <w:spacing w:after="140" w:before="320"/>
+        <w:t xml:space="preserve">Put it behind your normal HTTPS front door and note that address. Confirm it is alive: a request to /v1/ai/health returns {"ok":true}. Write the proxy address down; you will enter it in the web configuration (section 4.3) and in every desktop application’s settings (section 5.3).</w:t>
+      </w:r>
+    </w:p>
+    <w:p>
+      <w:pPr>
+        <w:pStyle w:val="Heading2"/>
+        <w:spacing w:after="110" w:before="260"/>
       </w:pPr>
       <w:r>
         <w:rPr>
@@ -2964,10 +2964,10 @@
           <w:b/>
           <w:bCs/>
           <w:color w:val="1F3A5F"/>
-          <w:sz w:val="30"/>
-          <w:szCs w:val="30"/>
-        </w:rPr>
-        <w:t xml:space="preserve">6 Step 3. Host the web application (optional for desktop-only teams)</w:t>
+          <w:sz w:val="26"/>
+          <w:szCs w:val="26"/>
+        </w:rPr>
+        <w:t xml:space="preserve">4.3 Host the web application (optional for desktop-only teams)</w:t>
       </w:r>
     </w:p>
     <w:p>
@@ -3112,8 +3112,8 @@
     </w:p>
     <w:p>
       <w:pPr>
-        <w:pStyle w:val="Heading1"/>
-        <w:spacing w:after="140" w:before="320"/>
+        <w:pStyle w:val="Heading2"/>
+        <w:spacing w:after="110" w:before="260"/>
       </w:pPr>
       <w:r>
         <w:rPr>
@@ -3121,10 +3121,10 @@
           <w:b/>
           <w:bCs/>
           <w:color w:val="1F3A5F"/>
-          <w:sz w:val="30"/>
-          <w:szCs w:val="30"/>
-        </w:rPr>
-        <w:t xml:space="preserve">7 Step 4. Sign in and set up your team</w:t>
+          <w:sz w:val="26"/>
+          <w:szCs w:val="26"/>
+        </w:rPr>
+        <w:t xml:space="preserve">4.4 Sign in and set up your team</w:t>
       </w:r>
     </w:p>
     <w:p>
@@ -3203,7 +3203,7 @@
           <w:sz w:val="21"/>
           <w:szCs w:val="21"/>
         </w:rPr>
-        <w:t xml:space="preserve"> From the workspace, invite each member by email. Without the optional invite-email function (section 17) the application shows an invitation link for you to pass along by hand; with it, the invitation is emailed automatically.</w:t>
+        <w:t xml:space="preserve"> From the workspace, invite each member by email. Without the optional invite-email function (section 7.1) the application shows an invitation link for you to pass along by hand; with it, the invitation is emailed automatically.</w:t>
       </w:r>
     </w:p>
     <w:p>
@@ -3274,7 +3274,7 @@
     <w:p>
       <w:pPr>
         <w:pStyle w:val="Heading1"/>
-        <w:spacing w:after="140" w:before="320"/>
+        <w:spacing w:after="140" w:before="340"/>
       </w:pPr>
       <w:r>
         <w:rPr>
@@ -3285,13 +3285,13 @@
           <w:sz w:val="30"/>
           <w:szCs w:val="30"/>
         </w:rPr>
-        <w:t xml:space="preserve">Part B. The desktop application</w:t>
-      </w:r>
-    </w:p>
-    <w:p>
-      <w:pPr>
-        <w:pStyle w:val="Heading1"/>
-        <w:spacing w:after="140" w:before="320"/>
+        <w:t xml:space="preserve">5 The desktop application</w:t>
+      </w:r>
+    </w:p>
+    <w:p>
+      <w:pPr>
+        <w:pStyle w:val="Heading2"/>
+        <w:spacing w:after="110" w:before="260"/>
       </w:pPr>
       <w:r>
         <w:rPr>
@@ -3299,10 +3299,10 @@
           <w:b/>
           <w:bCs/>
           <w:color w:val="1F3A5F"/>
-          <w:sz w:val="30"/>
-          <w:szCs w:val="30"/>
-        </w:rPr>
-        <w:t xml:space="preserve">8 Install it</w:t>
+          <w:sz w:val="26"/>
+          <w:szCs w:val="26"/>
+        </w:rPr>
+        <w:t xml:space="preserve">5.1 Install it</w:t>
       </w:r>
     </w:p>
     <w:p>
@@ -3321,8 +3321,8 @@
     </w:p>
     <w:p>
       <w:pPr>
-        <w:pStyle w:val="Heading2"/>
-        <w:spacing w:after="90" w:before="180"/>
+        <w:pStyle w:val="Heading3"/>
+        <w:spacing w:after="80" w:before="180"/>
       </w:pPr>
       <w:r>
         <w:rPr>
@@ -3330,8 +3330,8 @@
           <w:b/>
           <w:bCs/>
           <w:color w:val="33475B"/>
-          <w:sz w:val="24"/>
-          <w:szCs w:val="24"/>
+          <w:sz w:val="23"/>
+          <w:szCs w:val="23"/>
         </w:rPr>
         <w:t xml:space="preserve">macOS</w:t>
       </w:r>
@@ -3352,8 +3352,8 @@
     </w:p>
     <w:p>
       <w:pPr>
-        <w:pStyle w:val="Heading2"/>
-        <w:spacing w:after="90" w:before="180"/>
+        <w:pStyle w:val="Heading3"/>
+        <w:spacing w:after="80" w:before="180"/>
       </w:pPr>
       <w:r>
         <w:rPr>
@@ -3361,8 +3361,8 @@
           <w:b/>
           <w:bCs/>
           <w:color w:val="33475B"/>
-          <w:sz w:val="24"/>
-          <w:szCs w:val="24"/>
+          <w:sz w:val="23"/>
+          <w:szCs w:val="23"/>
         </w:rPr>
         <w:t xml:space="preserve">Windows</w:t>
       </w:r>
@@ -3428,8 +3428,8 @@
     </w:p>
     <w:p>
       <w:pPr>
-        <w:pStyle w:val="Heading1"/>
-        <w:spacing w:after="140" w:before="320"/>
+        <w:pStyle w:val="Heading2"/>
+        <w:spacing w:after="110" w:before="260"/>
       </w:pPr>
       <w:r>
         <w:rPr>
@@ -3437,10 +3437,10 @@
           <w:b/>
           <w:bCs/>
           <w:color w:val="1F3A5F"/>
-          <w:sz w:val="30"/>
-          <w:szCs w:val="30"/>
-        </w:rPr>
-        <w:t xml:space="preserve">9 First launch</w:t>
+          <w:sz w:val="26"/>
+          <w:szCs w:val="26"/>
+        </w:rPr>
+        <w:t xml:space="preserve">5.2 First launch</w:t>
       </w:r>
     </w:p>
     <w:p>
@@ -3598,8 +3598,8 @@
     </w:p>
     <w:p>
       <w:pPr>
-        <w:pStyle w:val="Heading1"/>
-        <w:spacing w:after="140" w:before="320"/>
+        <w:pStyle w:val="Heading2"/>
+        <w:spacing w:after="110" w:before="260"/>
       </w:pPr>
       <w:r>
         <w:rPr>
@@ -3607,10 +3607,10 @@
           <w:b/>
           <w:bCs/>
           <w:color w:val="1F3A5F"/>
-          <w:sz w:val="30"/>
-          <w:szCs w:val="30"/>
-        </w:rPr>
-        <w:t xml:space="preserve">10 Step 5. Point the desktop at your server and your AI</w:t>
+          <w:sz w:val="26"/>
+          <w:szCs w:val="26"/>
+        </w:rPr>
+        <w:t xml:space="preserve">5.3 Point the desktop at your server and your AI</w:t>
       </w:r>
     </w:p>
     <w:p>
@@ -3629,8 +3629,8 @@
     </w:p>
     <w:p>
       <w:pPr>
-        <w:pStyle w:val="Heading2"/>
-        <w:spacing w:after="90" w:before="180"/>
+        <w:pStyle w:val="Heading3"/>
+        <w:spacing w:after="80" w:before="180"/>
       </w:pPr>
       <w:r>
         <w:rPr>
@@ -3638,8 +3638,8 @@
           <w:b/>
           <w:bCs/>
           <w:color w:val="33475B"/>
-          <w:sz w:val="24"/>
-          <w:szCs w:val="24"/>
+          <w:sz w:val="23"/>
+          <w:szCs w:val="23"/>
         </w:rPr>
         <w:t xml:space="preserve">Where your data lives</w:t>
       </w:r>
@@ -3765,13 +3765,13 @@
           <w:sz w:val="21"/>
           <w:szCs w:val="21"/>
         </w:rPr>
-        <w:t xml:space="preserve"> Only if you host the web application (section 6): its address, so "Open this project on the web" works. Leave blank otherwise.</w:t>
-      </w:r>
-    </w:p>
-    <w:p>
-      <w:pPr>
-        <w:pStyle w:val="Heading2"/>
-        <w:spacing w:after="90" w:before="180"/>
+        <w:t xml:space="preserve"> Only if you host the web application (section 4.3): its address, so "Open this project on the web" works. Leave blank otherwise.</w:t>
+      </w:r>
+    </w:p>
+    <w:p>
+      <w:pPr>
+        <w:pStyle w:val="Heading3"/>
+        <w:spacing w:after="80" w:before="180"/>
       </w:pPr>
       <w:r>
         <w:rPr>
@@ -3779,8 +3779,8 @@
           <w:b/>
           <w:bCs/>
           <w:color w:val="33475B"/>
-          <w:sz w:val="24"/>
-          <w:szCs w:val="24"/>
+          <w:sz w:val="23"/>
+          <w:szCs w:val="23"/>
         </w:rPr>
         <w:t xml:space="preserve">AI</w:t>
       </w:r>
@@ -3816,7 +3816,7 @@
           <w:sz w:val="21"/>
           <w:szCs w:val="21"/>
         </w:rPr>
-        <w:t xml:space="preserve"> and enter your proxy address from section 5, followed by /v1/ai, for example https://your-proxy.workers.dev/v1/ai. If your team does not use AI features, choose Off; everything else works.</w:t>
+        <w:t xml:space="preserve"> and enter your proxy address from section 4.2, followed by /v1/ai, for example https://your-proxy.workers.dev/v1/ai. If your team does not use AI features, choose Off; everything else works.</w:t>
       </w:r>
     </w:p>
     <w:p>
@@ -3835,8 +3835,8 @@
     </w:p>
     <w:p>
       <w:pPr>
-        <w:pStyle w:val="Heading2"/>
-        <w:spacing w:after="90" w:before="180"/>
+        <w:pStyle w:val="Heading3"/>
+        <w:spacing w:after="80" w:before="180"/>
       </w:pPr>
       <w:r>
         <w:rPr>
@@ -3844,8 +3844,8 @@
           <w:b/>
           <w:bCs/>
           <w:color w:val="33475B"/>
-          <w:sz w:val="24"/>
-          <w:szCs w:val="24"/>
+          <w:sz w:val="23"/>
+          <w:szCs w:val="23"/>
         </w:rPr>
         <w:t xml:space="preserve">Confirm it</w:t>
       </w:r>
@@ -3909,8 +3909,95 @@
     </w:p>
     <w:p>
       <w:pPr>
+        <w:pStyle w:val="Heading2"/>
+        <w:spacing w:after="110" w:before="260"/>
+      </w:pPr>
+      <w:r>
+        <w:rPr>
+          <w:rFonts w:ascii="Calibri" w:cs="Calibri" w:eastAsia="Calibri" w:hAnsi="Calibri"/>
+          <w:b/>
+          <w:bCs/>
+          <w:color w:val="1F3A5F"/>
+          <w:sz w:val="26"/>
+          <w:szCs w:val="26"/>
+        </w:rPr>
+        <w:t xml:space="preserve">5.4 Files-only alternative</w:t>
+      </w:r>
+    </w:p>
+    <w:p>
+      <w:pPr>
+        <w:spacing w:after="150" w:line="276"/>
+      </w:pPr>
+      <w:r>
+        <w:rPr>
+          <w:rFonts w:ascii="Calibri" w:cs="Calibri" w:eastAsia="Calibri" w:hAnsi="Calibri"/>
+          <w:color w:val="222222"/>
+          <w:sz w:val="21"/>
+          <w:szCs w:val="21"/>
+        </w:rPr>
+        <w:t xml:space="preserve">A single engineer, or a machine that must not talk to any server, can run the desktop application with no backend at all. In Settings choose </w:t>
+      </w:r>
+      <w:r>
+        <w:rPr>
+          <w:rFonts w:ascii="Calibri" w:cs="Calibri" w:eastAsia="Calibri" w:hAnsi="Calibri"/>
+          <w:b/>
+          <w:bCs/>
+          <w:color w:val="222222"/>
+          <w:sz w:val="21"/>
+          <w:szCs w:val="21"/>
+        </w:rPr>
+        <w:t xml:space="preserve">Files only</w:t>
+      </w:r>
+      <w:r>
+        <w:rPr>
+          <w:rFonts w:ascii="Calibri" w:cs="Calibri" w:eastAsia="Calibri" w:hAnsi="Calibri"/>
+          <w:color w:val="222222"/>
+          <w:sz w:val="21"/>
+          <w:szCs w:val="21"/>
+        </w:rPr>
+        <w:t xml:space="preserve">. Projects are then files you open and save from the File menu (Open Project File, Save Project File, Save As). Keep them anywhere you like, including a folder synced to your own SharePoint or OneDrive. AI can still run through your organization’s proxy if you enter its address, or be off. There is no sign-in in this mode; the license covers the machine.</w:t>
+      </w:r>
+    </w:p>
+    <w:p>
+      <w:pPr>
+        <w:pStyle w:val="Heading2"/>
+        <w:spacing w:after="110" w:before="260"/>
+      </w:pPr>
+      <w:r>
+        <w:rPr>
+          <w:rFonts w:ascii="Calibri" w:cs="Calibri" w:eastAsia="Calibri" w:hAnsi="Calibri"/>
+          <w:b/>
+          <w:bCs/>
+          <w:color w:val="1F3A5F"/>
+          <w:sz w:val="26"/>
+          <w:szCs w:val="26"/>
+        </w:rPr>
+        <w:t xml:space="preserve">5.5 Updates</w:t>
+      </w:r>
+    </w:p>
+    <w:p>
+      <w:pPr>
+        <w:spacing w:after="150" w:line="276"/>
+      </w:pPr>
+      <w:r>
+        <w:rPr>
+          <w:rFonts w:ascii="Calibri" w:cs="Calibri" w:eastAsia="Calibri" w:hAnsi="Calibri"/>
+          <w:color w:val="222222"/>
+          <w:sz w:val="21"/>
+          <w:szCs w:val="21"/>
+        </w:rPr>
+        <w:t xml:space="preserve">Updates are never installed silently. Use Help, Check for Updates (on macOS also under the Safety Lab Aero menu). If a newer version exists the application tells you and opens the download page; you install it the same way as the first time. Every update announcement is signed by Safety Lab and the application verifies that signature before believing it, so a tampered download page cannot push you a build we did not publish.</w:t>
+      </w:r>
+    </w:p>
+    <w:p>
+      <w:r>
+        <w:br w:type="page"/>
+      </w:r>
+    </w:p>
+    <w:p>
+      <w:pPr>
         <w:pStyle w:val="Heading1"/>
-        <w:spacing w:after="140" w:before="320"/>
+        <w:spacing w:after="140" w:before="340"/>
       </w:pPr>
       <w:r>
         <w:rPr>
@@ -3921,47 +4008,13 @@
           <w:sz w:val="30"/>
           <w:szCs w:val="30"/>
         </w:rPr>
-        <w:t xml:space="preserve">11 Files-only alternative</w:t>
-      </w:r>
-    </w:p>
-    <w:p>
-      <w:pPr>
-        <w:spacing w:after="150" w:line="276"/>
-      </w:pPr>
-      <w:r>
-        <w:rPr>
-          <w:rFonts w:ascii="Calibri" w:cs="Calibri" w:eastAsia="Calibri" w:hAnsi="Calibri"/>
-          <w:color w:val="222222"/>
-          <w:sz w:val="21"/>
-          <w:szCs w:val="21"/>
-        </w:rPr>
-        <w:t xml:space="preserve">A single engineer, or a machine that must not talk to any server, can run the desktop application with no backend at all. In Settings choose </w:t>
-      </w:r>
-      <w:r>
-        <w:rPr>
-          <w:rFonts w:ascii="Calibri" w:cs="Calibri" w:eastAsia="Calibri" w:hAnsi="Calibri"/>
-          <w:b/>
-          <w:bCs/>
-          <w:color w:val="222222"/>
-          <w:sz w:val="21"/>
-          <w:szCs w:val="21"/>
-        </w:rPr>
-        <w:t xml:space="preserve">Files only</w:t>
-      </w:r>
-      <w:r>
-        <w:rPr>
-          <w:rFonts w:ascii="Calibri" w:cs="Calibri" w:eastAsia="Calibri" w:hAnsi="Calibri"/>
-          <w:color w:val="222222"/>
-          <w:sz w:val="21"/>
-          <w:szCs w:val="21"/>
-        </w:rPr>
-        <w:t xml:space="preserve">. Projects are then files you open and save from the File menu (Open Project File, Save Project File, Save As). Keep them anywhere you like, including a folder synced to your own SharePoint or OneDrive. AI can still run through your organization’s proxy if you enter its address, or be off. There is no sign-in in this mode; the license covers the machine.</w:t>
-      </w:r>
-    </w:p>
-    <w:p>
-      <w:pPr>
-        <w:pStyle w:val="Heading1"/>
-        <w:spacing w:after="140" w:before="320"/>
+        <w:t xml:space="preserve">6 AI keys</w:t>
+      </w:r>
+    </w:p>
+    <w:p>
+      <w:pPr>
+        <w:pStyle w:val="Heading2"/>
+        <w:spacing w:after="110" w:before="260"/>
       </w:pPr>
       <w:r>
         <w:rPr>
@@ -3969,63 +4022,10 @@
           <w:b/>
           <w:bCs/>
           <w:color w:val="1F3A5F"/>
-          <w:sz w:val="30"/>
-          <w:szCs w:val="30"/>
-        </w:rPr>
-        <w:t xml:space="preserve">12 Updates</w:t>
-      </w:r>
-    </w:p>
-    <w:p>
-      <w:pPr>
-        <w:spacing w:after="150" w:line="276"/>
-      </w:pPr>
-      <w:r>
-        <w:rPr>
-          <w:rFonts w:ascii="Calibri" w:cs="Calibri" w:eastAsia="Calibri" w:hAnsi="Calibri"/>
-          <w:color w:val="222222"/>
-          <w:sz w:val="21"/>
-          <w:szCs w:val="21"/>
-        </w:rPr>
-        <w:t xml:space="preserve">Updates are never installed silently. Use Help, Check for Updates (on macOS also under the Safety Lab Aero menu). If a newer version exists the application tells you and opens the download page; you install it the same way as the first time. Every update announcement is signed by Safety Lab and the application verifies that signature before believing it, so a tampered download page cannot push you a build we did not publish.</w:t>
-      </w:r>
-    </w:p>
-    <w:p>
-      <w:r>
-        <w:br w:type="page"/>
-      </w:r>
-    </w:p>
-    <w:p>
-      <w:pPr>
-        <w:pStyle w:val="Heading1"/>
-        <w:spacing w:after="140" w:before="320"/>
-      </w:pPr>
-      <w:r>
-        <w:rPr>
-          <w:rFonts w:ascii="Calibri" w:cs="Calibri" w:eastAsia="Calibri" w:hAnsi="Calibri"/>
-          <w:b/>
-          <w:bCs/>
-          <w:color w:val="1F3A5F"/>
-          <w:sz w:val="30"/>
-          <w:szCs w:val="30"/>
-        </w:rPr>
-        <w:t xml:space="preserve">Part C. AI keys</w:t>
-      </w:r>
-    </w:p>
-    <w:p>
-      <w:pPr>
-        <w:pStyle w:val="Heading1"/>
-        <w:spacing w:after="140" w:before="320"/>
-      </w:pPr>
-      <w:r>
-        <w:rPr>
-          <w:rFonts w:ascii="Calibri" w:cs="Calibri" w:eastAsia="Calibri" w:hAnsi="Calibri"/>
-          <w:b/>
-          <w:bCs/>
-          <w:color w:val="1F3A5F"/>
-          <w:sz w:val="30"/>
-          <w:szCs w:val="30"/>
-        </w:rPr>
-        <w:t xml:space="preserve">13 How AI reaches your model</w:t>
+          <w:sz w:val="26"/>
+          <w:szCs w:val="26"/>
+        </w:rPr>
+        <w:t xml:space="preserve">6.1 How AI reaches your model</w:t>
       </w:r>
     </w:p>
     <w:p>
@@ -4129,7 +4129,7 @@
           <w:sz w:val="21"/>
           <w:szCs w:val="21"/>
         </w:rPr>
-        <w:t xml:space="preserve"> Projects marked export-controlled are only sent to the sovereign backend you configure (section 16); if none is configured the request is refused, never sent to a public model.</w:t>
+        <w:t xml:space="preserve"> Projects marked export-controlled are only sent to the sovereign backend you configure (section 6.4); if none is configured the request is refused, never sent to a public model.</w:t>
       </w:r>
     </w:p>
     <w:p>
@@ -4148,8 +4148,8 @@
     </w:p>
     <w:p>
       <w:pPr>
-        <w:pStyle w:val="Heading1"/>
-        <w:spacing w:after="140" w:before="320"/>
+        <w:pStyle w:val="Heading2"/>
+        <w:spacing w:after="110" w:before="260"/>
       </w:pPr>
       <w:r>
         <w:rPr>
@@ -4157,16 +4157,16 @@
           <w:b/>
           <w:bCs/>
           <w:color w:val="1F3A5F"/>
-          <w:sz w:val="30"/>
-          <w:szCs w:val="30"/>
-        </w:rPr>
-        <w:t xml:space="preserve">14 Creating your AI key</w:t>
-      </w:r>
-    </w:p>
-    <w:p>
-      <w:pPr>
-        <w:pStyle w:val="Heading2"/>
-        <w:spacing w:after="90" w:before="180"/>
+          <w:sz w:val="26"/>
+          <w:szCs w:val="26"/>
+        </w:rPr>
+        <w:t xml:space="preserve">6.2 Creating your AI key</w:t>
+      </w:r>
+    </w:p>
+    <w:p>
+      <w:pPr>
+        <w:pStyle w:val="Heading3"/>
+        <w:spacing w:after="80" w:before="180"/>
       </w:pPr>
       <w:r>
         <w:rPr>
@@ -4174,8 +4174,8 @@
           <w:b/>
           <w:bCs/>
           <w:color w:val="33475B"/>
-          <w:sz w:val="24"/>
-          <w:szCs w:val="24"/>
+          <w:sz w:val="23"/>
+          <w:szCs w:val="23"/>
         </w:rPr>
         <w:t xml:space="preserve">Anthropic (Claude)</w:t>
       </w:r>
@@ -4258,13 +4258,120 @@
           <w:sz w:val="21"/>
           <w:szCs w:val="21"/>
         </w:rPr>
-        <w:t xml:space="preserve">Copy the key once, into the proxy configuration (section 5) and nowhere else. Anthropic does not show it again.</w:t>
+        <w:t xml:space="preserve">Copy the key once, into the proxy configuration (section 4.2) and nowhere else. Anthropic does not show it again.</w:t>
+      </w:r>
+    </w:p>
+    <w:p>
+      <w:pPr>
+        <w:pStyle w:val="Heading3"/>
+        <w:spacing w:after="80" w:before="180"/>
+      </w:pPr>
+      <w:r>
+        <w:rPr>
+          <w:rFonts w:ascii="Calibri" w:cs="Calibri" w:eastAsia="Calibri" w:hAnsi="Calibri"/>
+          <w:b/>
+          <w:bCs/>
+          <w:color w:val="33475B"/>
+          <w:sz w:val="23"/>
+          <w:szCs w:val="23"/>
+        </w:rPr>
+        <w:t xml:space="preserve">Azure OpenAI</w:t>
+      </w:r>
+    </w:p>
+    <w:p>
+      <w:pPr>
+        <w:spacing w:after="150" w:line="276"/>
+      </w:pPr>
+      <w:r>
+        <w:rPr>
+          <w:rFonts w:ascii="Calibri" w:cs="Calibri" w:eastAsia="Calibri" w:hAnsi="Calibri"/>
+          <w:color w:val="222222"/>
+          <w:sz w:val="21"/>
+          <w:szCs w:val="21"/>
+        </w:rPr>
+        <w:t xml:space="preserve">Create an Azure OpenAI resource in your subscription, deploy a model, and note the endpoint, deployment name, and key. Enter them in the proxy’s Azure settings (the proxy folder documents the variable names). For defense programs use the Azure Government variant in section 6.4.</w:t>
       </w:r>
     </w:p>
     <w:p>
       <w:pPr>
         <w:pStyle w:val="Heading2"/>
-        <w:spacing w:after="90" w:before="180"/>
+        <w:spacing w:after="110" w:before="260"/>
+      </w:pPr>
+      <w:r>
+        <w:rPr>
+          <w:rFonts w:ascii="Calibri" w:cs="Calibri" w:eastAsia="Calibri" w:hAnsi="Calibri"/>
+          <w:b/>
+          <w:bCs/>
+          <w:color w:val="1F3A5F"/>
+          <w:sz w:val="26"/>
+          <w:szCs w:val="26"/>
+        </w:rPr>
+        <w:t xml:space="preserve">6.3 Per-user keys ("bring your own key")</w:t>
+      </w:r>
+    </w:p>
+    <w:p>
+      <w:pPr>
+        <w:spacing w:after="150" w:line="276"/>
+      </w:pPr>
+      <w:r>
+        <w:rPr>
+          <w:rFonts w:ascii="Calibri" w:cs="Calibri" w:eastAsia="Calibri" w:hAnsi="Calibri"/>
+          <w:color w:val="222222"/>
+          <w:sz w:val="21"/>
+          <w:szCs w:val="21"/>
+        </w:rPr>
+        <w:t xml:space="preserve">The application also has an Advanced setting where a user can paste an Anthropic key of their own, which sends requests directly from that machine to Anthropic. It is useful on the Safety Lab trial cloud, where a user evaluating the product wants to use their own key without any setup.</w:t>
+      </w:r>
+    </w:p>
+    <w:p>
+      <w:pPr>
+        <w:spacing w:after="150" w:line="276"/>
+      </w:pPr>
+      <w:r>
+        <w:rPr>
+          <w:rFonts w:ascii="Calibri" w:cs="Calibri" w:eastAsia="Calibri" w:hAnsi="Calibri"/>
+          <w:color w:val="222222"/>
+          <w:sz w:val="21"/>
+          <w:szCs w:val="21"/>
+        </w:rPr>
+        <w:t xml:space="preserve">On your own server, and in the desktop application, this path is not used, and that is by design. The desktop application can only reach the addresses you configured (section 5.1), and the web application on your server routes AI through your proxy. Both mean a personal key pasted into the application will not reach Anthropic from those installs. For a team we recommend the proxy for exactly this reason: one key, held in one place, with the license check and the export-control fence in front of it. Users who evaluated the product on the trial cloud with a personal key can remove it under Advanced AI settings once they move to your server.</w:t>
+      </w:r>
+    </w:p>
+    <w:p>
+      <w:pPr>
+        <w:pStyle w:val="Heading2"/>
+        <w:spacing w:after="110" w:before="260"/>
+      </w:pPr>
+      <w:r>
+        <w:rPr>
+          <w:rFonts w:ascii="Calibri" w:cs="Calibri" w:eastAsia="Calibri" w:hAnsi="Calibri"/>
+          <w:b/>
+          <w:bCs/>
+          <w:color w:val="1F3A5F"/>
+          <w:sz w:val="26"/>
+          <w:szCs w:val="26"/>
+        </w:rPr>
+        <w:t xml:space="preserve">6.4 Defense and ITAR (GovCloud)</w:t>
+      </w:r>
+    </w:p>
+    <w:p>
+      <w:pPr>
+        <w:spacing w:after="150" w:line="276"/>
+      </w:pPr>
+      <w:r>
+        <w:rPr>
+          <w:rFonts w:ascii="Calibri" w:cs="Calibri" w:eastAsia="Calibri" w:hAnsi="Calibri"/>
+          <w:color w:val="222222"/>
+          <w:sz w:val="21"/>
+          <w:szCs w:val="21"/>
+        </w:rPr>
+        <w:t xml:space="preserve">Same as section 4, but run the proxy as the standalone service (Option B in section 4.2) inside your own AWS GovCloud network, and point it at a US-sovereign AI instead of a public key. In the proxy’s environment set one of the following.</w:t>
+      </w:r>
+    </w:p>
+    <w:p>
+      <w:pPr>
+        <w:pStyle w:val="Heading3"/>
+        <w:spacing w:after="80" w:before="180"/>
       </w:pPr>
       <w:r>
         <w:rPr>
@@ -4272,115 +4379,8 @@
           <w:b/>
           <w:bCs/>
           <w:color w:val="33475B"/>
-          <w:sz w:val="24"/>
-          <w:szCs w:val="24"/>
-        </w:rPr>
-        <w:t xml:space="preserve">Azure OpenAI</w:t>
-      </w:r>
-    </w:p>
-    <w:p>
-      <w:pPr>
-        <w:spacing w:after="150" w:line="276"/>
-      </w:pPr>
-      <w:r>
-        <w:rPr>
-          <w:rFonts w:ascii="Calibri" w:cs="Calibri" w:eastAsia="Calibri" w:hAnsi="Calibri"/>
-          <w:color w:val="222222"/>
-          <w:sz w:val="21"/>
-          <w:szCs w:val="21"/>
-        </w:rPr>
-        <w:t xml:space="preserve">Create an Azure OpenAI resource in your subscription, deploy a model, and note the endpoint, deployment name, and key. Enter them in the proxy’s Azure settings (the proxy folder documents the variable names). For defense programs use the Azure Government variant in section 16.</w:t>
-      </w:r>
-    </w:p>
-    <w:p>
-      <w:pPr>
-        <w:pStyle w:val="Heading1"/>
-        <w:spacing w:after="140" w:before="320"/>
-      </w:pPr>
-      <w:r>
-        <w:rPr>
-          <w:rFonts w:ascii="Calibri" w:cs="Calibri" w:eastAsia="Calibri" w:hAnsi="Calibri"/>
-          <w:b/>
-          <w:bCs/>
-          <w:color w:val="1F3A5F"/>
-          <w:sz w:val="30"/>
-          <w:szCs w:val="30"/>
-        </w:rPr>
-        <w:t xml:space="preserve">15 Per-user keys ("bring your own key")</w:t>
-      </w:r>
-    </w:p>
-    <w:p>
-      <w:pPr>
-        <w:spacing w:after="150" w:line="276"/>
-      </w:pPr>
-      <w:r>
-        <w:rPr>
-          <w:rFonts w:ascii="Calibri" w:cs="Calibri" w:eastAsia="Calibri" w:hAnsi="Calibri"/>
-          <w:color w:val="222222"/>
-          <w:sz w:val="21"/>
-          <w:szCs w:val="21"/>
-        </w:rPr>
-        <w:t xml:space="preserve">The application also has an Advanced setting where a user can paste an Anthropic key of their own, which sends requests directly from that machine to Anthropic. It is useful on the Safety Lab trial cloud, where a user evaluating the product wants to use their own key without any setup.</w:t>
-      </w:r>
-    </w:p>
-    <w:p>
-      <w:pPr>
-        <w:spacing w:after="150" w:line="276"/>
-      </w:pPr>
-      <w:r>
-        <w:rPr>
-          <w:rFonts w:ascii="Calibri" w:cs="Calibri" w:eastAsia="Calibri" w:hAnsi="Calibri"/>
-          <w:color w:val="222222"/>
-          <w:sz w:val="21"/>
-          <w:szCs w:val="21"/>
-        </w:rPr>
-        <w:t xml:space="preserve">On your own server, and in the desktop application, this path is not used, and that is by design. The desktop application can only reach the addresses you configured (section 8), and the web application on your server routes AI through your proxy. Both mean a personal key pasted into the application will not reach Anthropic from those installs. For a team we recommend the proxy for exactly this reason: one key, held in one place, with the license check and the export-control fence in front of it. Users who evaluated the product on the trial cloud with a personal key can remove it under Advanced AI settings once they move to your server.</w:t>
-      </w:r>
-    </w:p>
-    <w:p>
-      <w:pPr>
-        <w:pStyle w:val="Heading1"/>
-        <w:spacing w:after="140" w:before="320"/>
-      </w:pPr>
-      <w:r>
-        <w:rPr>
-          <w:rFonts w:ascii="Calibri" w:cs="Calibri" w:eastAsia="Calibri" w:hAnsi="Calibri"/>
-          <w:b/>
-          <w:bCs/>
-          <w:color w:val="1F3A5F"/>
-          <w:sz w:val="30"/>
-          <w:szCs w:val="30"/>
-        </w:rPr>
-        <w:t xml:space="preserve">16 Defense and ITAR (GovCloud)</w:t>
-      </w:r>
-    </w:p>
-    <w:p>
-      <w:pPr>
-        <w:spacing w:after="150" w:line="276"/>
-      </w:pPr>
-      <w:r>
-        <w:rPr>
-          <w:rFonts w:ascii="Calibri" w:cs="Calibri" w:eastAsia="Calibri" w:hAnsi="Calibri"/>
-          <w:color w:val="222222"/>
-          <w:sz w:val="21"/>
-          <w:szCs w:val="21"/>
-        </w:rPr>
-        <w:t xml:space="preserve">Same as Part A, but run the proxy as the standalone service (Option B) inside your own AWS GovCloud network, and point it at a US-sovereign AI instead of a public key. In the proxy’s environment set one of the following.</w:t>
-      </w:r>
-    </w:p>
-    <w:p>
-      <w:pPr>
-        <w:pStyle w:val="Heading2"/>
-        <w:spacing w:after="90" w:before="180"/>
-      </w:pPr>
-      <w:r>
-        <w:rPr>
-          <w:rFonts w:ascii="Calibri" w:cs="Calibri" w:eastAsia="Calibri" w:hAnsi="Calibri"/>
-          <w:b/>
-          <w:bCs/>
-          <w:color w:val="33475B"/>
-          <w:sz w:val="24"/>
-          <w:szCs w:val="24"/>
+          <w:sz w:val="23"/>
+          <w:szCs w:val="23"/>
         </w:rPr>
         <w:t xml:space="preserve">AWS Bedrock GovCloud (Claude, the engine the product was validated on)</w:t>
       </w:r>
@@ -4446,8 +4446,8 @@
     </w:p>
     <w:p>
       <w:pPr>
-        <w:pStyle w:val="Heading2"/>
-        <w:spacing w:after="90" w:before="180"/>
+        <w:pStyle w:val="Heading3"/>
+        <w:spacing w:after="80" w:before="180"/>
       </w:pPr>
       <w:r>
         <w:rPr>
@@ -4455,8 +4455,8 @@
           <w:b/>
           <w:bCs/>
           <w:color w:val="33475B"/>
-          <w:sz w:val="24"/>
-          <w:szCs w:val="24"/>
+          <w:sz w:val="23"/>
+          <w:szCs w:val="23"/>
         </w:rPr>
         <w:t xml:space="preserve">Azure OpenAI Government</w:t>
       </w:r>
@@ -4497,7 +4497,7 @@
     <w:p>
       <w:pPr>
         <w:pStyle w:val="Heading1"/>
-        <w:spacing w:after="140" w:before="320"/>
+        <w:spacing w:after="140" w:before="340"/>
       </w:pPr>
       <w:r>
         <w:rPr>
@@ -4508,13 +4508,13 @@
           <w:sz w:val="30"/>
           <w:szCs w:val="30"/>
         </w:rPr>
-        <w:t xml:space="preserve">Part D. Verify and finish</w:t>
-      </w:r>
-    </w:p>
-    <w:p>
-      <w:pPr>
-        <w:pStyle w:val="Heading1"/>
-        <w:spacing w:after="140" w:before="320"/>
+        <w:t xml:space="preserve">7 Verify and finish</w:t>
+      </w:r>
+    </w:p>
+    <w:p>
+      <w:pPr>
+        <w:pStyle w:val="Heading2"/>
+        <w:spacing w:after="110" w:before="260"/>
       </w:pPr>
       <w:r>
         <w:rPr>
@@ -4522,10 +4522,10 @@
           <w:b/>
           <w:bCs/>
           <w:color w:val="1F3A5F"/>
-          <w:sz w:val="30"/>
-          <w:szCs w:val="30"/>
-        </w:rPr>
-        <w:t xml:space="preserve">17 Optional. Automatic invite emails</w:t>
+          <w:sz w:val="26"/>
+          <w:szCs w:val="26"/>
+        </w:rPr>
+        <w:t xml:space="preserve">7.1 Automatic invite emails (optional)</w:t>
       </w:r>
     </w:p>
     <w:p>
@@ -4544,8 +4544,8 @@
     </w:p>
     <w:p>
       <w:pPr>
-        <w:pStyle w:val="Heading1"/>
-        <w:spacing w:after="140" w:before="320"/>
+        <w:pStyle w:val="Heading2"/>
+        <w:spacing w:after="110" w:before="260"/>
       </w:pPr>
       <w:r>
         <w:rPr>
@@ -4553,10 +4553,10 @@
           <w:b/>
           <w:bCs/>
           <w:color w:val="1F3A5F"/>
-          <w:sz w:val="30"/>
-          <w:szCs w:val="30"/>
-        </w:rPr>
-        <w:t xml:space="preserve">18 Verify isolation</w:t>
+          <w:sz w:val="26"/>
+          <w:szCs w:val="26"/>
+        </w:rPr>
+        <w:t xml:space="preserve">7.2 Verify isolation</w:t>
       </w:r>
     </w:p>
     <w:p>
@@ -4590,13 +4590,13 @@
           <w:sz w:val="21"/>
           <w:szCs w:val="21"/>
         </w:rPr>
-        <w:t xml:space="preserve">. It lists every address the application will contact. Every one should be yours: your database, your proxy. If anything shows a Safety Lab address, correct the matching setting. On the database side, verify.sh (section 4) checks the tables, security rules, and administrator account are in place and prints a pass or fail summary.</w:t>
-      </w:r>
-    </w:p>
-    <w:p>
-      <w:pPr>
-        <w:pStyle w:val="Heading1"/>
-        <w:spacing w:after="140" w:before="320"/>
+        <w:t xml:space="preserve">. It lists every address the application will contact. Every one should be yours: your database, your proxy. If anything shows a Safety Lab address, correct the matching setting. On the database side, verify.sh (section 4.1) checks the tables, security rules, and administrator account are in place and prints a pass or fail summary.</w:t>
+      </w:r>
+    </w:p>
+    <w:p>
+      <w:pPr>
+        <w:pStyle w:val="Heading2"/>
+        <w:spacing w:after="110" w:before="260"/>
       </w:pPr>
       <w:r>
         <w:rPr>
@@ -4604,10 +4604,10 @@
           <w:b/>
           <w:bCs/>
           <w:color w:val="1F3A5F"/>
-          <w:sz w:val="30"/>
-          <w:szCs w:val="30"/>
-        </w:rPr>
-        <w:t xml:space="preserve">19 What "done" looks like</w:t>
+          <w:sz w:val="26"/>
+          <w:szCs w:val="26"/>
+        </w:rPr>
+        <w:t xml:space="preserve">7.3 What "done" looks like</w:t>
       </w:r>
     </w:p>
     <w:p>
@@ -4707,8 +4707,8 @@
     </w:p>
     <w:p>
       <w:pPr>
-        <w:pStyle w:val="Heading1"/>
-        <w:spacing w:after="140" w:before="320"/>
+        <w:pStyle w:val="Heading2"/>
+        <w:spacing w:after="110" w:before="260"/>
       </w:pPr>
       <w:r>
         <w:rPr>
@@ -4716,10 +4716,10 @@
           <w:b/>
           <w:bCs/>
           <w:color w:val="1F3A5F"/>
-          <w:sz w:val="30"/>
-          <w:szCs w:val="30"/>
-        </w:rPr>
-        <w:t xml:space="preserve">20 Getting help</w:t>
+          <w:sz w:val="26"/>
+          <w:szCs w:val="26"/>
+        </w:rPr>
+        <w:t xml:space="preserve">7.4 Getting help</w:t>
       </w:r>
     </w:p>
     <w:p>
@@ -5231,16 +5231,34 @@
     <w:next w:val="Normal"/>
     <w:qFormat/>
     <w:pPr>
-      <w:spacing w:after="90" w:before="180"/>
+      <w:spacing w:after="110" w:before="260"/>
       <w:outlineLvl w:val="1"/>
     </w:pPr>
     <w:rPr>
       <w:rFonts w:ascii="Calibri" w:cs="Calibri" w:eastAsia="Calibri" w:hAnsi="Calibri"/>
       <w:b/>
       <w:bCs/>
+      <w:color w:val="1F3A5F"/>
+      <w:sz w:val="26"/>
+      <w:szCs w:val="26"/>
+    </w:rPr>
+  </w:style>
+  <w:style w:type="paragraph" w:styleId="Heading3">
+    <w:name w:val="Heading 3"/>
+    <w:basedOn w:val="Normal"/>
+    <w:next w:val="Normal"/>
+    <w:qFormat/>
+    <w:pPr>
+      <w:spacing w:after="80" w:before="180"/>
+      <w:outlineLvl w:val="2"/>
+    </w:pPr>
+    <w:rPr>
+      <w:rFonts w:ascii="Calibri" w:cs="Calibri" w:eastAsia="Calibri" w:hAnsi="Calibri"/>
+      <w:b/>
+      <w:bCs/>
       <w:color w:val="33475B"/>
-      <w:sz w:val="24"/>
-      <w:szCs w:val="24"/>
+      <w:sz w:val="23"/>
+      <w:szCs w:val="23"/>
     </w:rPr>
   </w:style>
   <w:style w:type="paragraph" w:styleId="ListParagraph">
